--- a/code/reports-shine-word.docx
+++ b/code/reports-shine-word.docx
@@ -7,77 +7,48 @@
         <w:pStyle w:val="Title"/>
       </w:pPr>
       <w:r>
-        <w:t xml:space="preserve">Portland</w:t>
-      </w:r>
-      <w:r>
-        <w:t xml:space="preserve"> </w:t>
-      </w:r>
-      <w:r>
-        <w:t xml:space="preserve">Public</w:t>
-      </w:r>
-      <w:r>
-        <w:t xml:space="preserve"> </w:t>
-      </w:r>
-      <w:r>
-        <w:t xml:space="preserve">Schools</w:t>
-      </w:r>
-      <w:r>
-        <w:t xml:space="preserve"> </w:t>
-      </w:r>
-      <w:r>
-        <w:t xml:space="preserve">Math</w:t>
-      </w:r>
-      <w:r>
-        <w:t xml:space="preserve"> </w:t>
-      </w:r>
-      <w:r>
-        <w:t xml:space="preserve">Proficiency</w:t>
-      </w:r>
-      <w:r>
-        <w:t xml:space="preserve"> </w:t>
-      </w:r>
-      <w:r>
-        <w:t xml:space="preserve">Report</w:t>
+        <w:t xml:space="preserve">Portland Public Schools Math Proficiency Report</w:t>
       </w:r>
     </w:p>
-    <w:bookmarkStart w:id="23" w:name="chart"/>
+    <w:bookmarkStart w:id="25" w:name="introduction"/>
     <w:p>
       <w:pPr>
-        <w:pStyle w:val="Heading2"/>
+        <w:pStyle w:val="Heading1"/>
       </w:pPr>
       <w:r>
-        <w:t xml:space="preserve">Chart</w:t>
+        <w:t xml:space="preserve">Introduction</w:t>
       </w:r>
     </w:p>
     <w:p>
       <w:pPr>
-        <w:pStyle w:val="FirstParagraph"/>
-      </w:pPr>
-      <w:r>
-        <w:t xml:space="preserve">The chart below shows math proficiency for all PPS schools. Veniam velit adipisicing excepteur fugiat elit qui aute minim sit consequat nisi fugiat nisi ullamco ut. Nisi ut fugiat enim et incididunt sit. Aute sint sit dolor ex proident. Qui culpa mollit et tempor nostrud commodo cupidatat cupidatat sint dolor excepteur. Deserunt est do deserunt reprehenderit in dolore irure aute eu culpa ad id veniam.</w:t>
-      </w:r>
-    </w:p>
-    <w:p>
-      <w:pPr>
-        <w:pStyle w:val="BodyText"/>
+        <w:pStyle w:val="CaptionedFigure"/>
       </w:pPr>
       <w:r>
         <w:drawing>
           <wp:inline>
-            <wp:extent cx="5943600" cy="5943600"/>
+            <wp:extent cx="2857500" cy="2857500"/>
             <wp:effectExtent b="0" l="0" r="0" t="0"/>
-            <wp:docPr descr="" title="" id="21" name="Picture"/>
+            <wp:docPr descr="Portland Public Schools" title="" id="21" name="Picture"/>
             <a:graphic>
               <a:graphicData uri="http://schemas.openxmlformats.org/drawingml/2006/picture">
                 <pic:pic>
                   <pic:nvPicPr>
-                    <pic:cNvPr descr="reports-shine-word_files/figure-docx/unnamed-chunk-4-1.png" id="22" name="Picture"/>
+                    <pic:cNvPr descr="portland-public-schools-logo.svg" id="22" name="Picture"/>
                     <pic:cNvPicPr>
                       <a:picLocks noChangeArrowheads="1" noChangeAspect="1"/>
                     </pic:cNvPicPr>
                   </pic:nvPicPr>
                   <pic:blipFill>
-                    <a:blip r:embed="rId20"/>
+                    <a:blip>
+                      <a:extLst>
+                        <a:ext uri="{28A0092B-C50C-407E-A947-70E740481C1C}">
+                          <a14:useLocalDpi xmlns:a14="http://schemas.microsoft.com/office/drawing/2010/main" val="0"/>
+                        </a:ext>
+                        <a:ext uri="{96DAC541-7B7A-43D3-8B79-37D633B846F1}">
+                          <asvg:svgBlip xmlns:asvg="http://schemas.microsoft.com/office/drawing/2016/SVG/main" r:embed="rId20"/>
+                        </a:ext>
+                      </a:extLst>
+                    </a:blip>
                     <a:stretch>
                       <a:fillRect/>
                     </a:stretch>
@@ -85,7 +56,7 @@
                   <pic:spPr bwMode="auto">
                     <a:xfrm>
                       <a:off x="0" y="0"/>
-                      <a:ext cx="5943600" cy="5943600"/>
+                      <a:ext cx="2857500" cy="2857500"/>
                     </a:xfrm>
                     <a:prstGeom prst="rect">
                       <a:avLst/>
@@ -104,10 +75,130 @@
         </w:drawing>
       </w:r>
     </w:p>
-    <w:bookmarkEnd w:id="23"/>
+    <w:p>
+      <w:pPr>
+        <w:pStyle w:val="ImageCaption"/>
+      </w:pPr>
+      <w:r>
+        <w:t xml:space="preserve">Portland Public Schools</w:t>
+      </w:r>
+    </w:p>
+    <w:p>
+      <w:pPr>
+        <w:pStyle w:val="BodyText"/>
+      </w:pPr>
+      <w:r>
+        <w:t xml:space="preserve">This is a report on math proficiency results in</w:t>
+      </w:r>
+      <w:r>
+        <w:t xml:space="preserve"> </w:t>
+      </w:r>
+      <w:hyperlink r:id="rId23">
+        <w:r>
+          <w:rPr>
+            <w:rStyle w:val="Hyperlink"/>
+          </w:rPr>
+          <w:t xml:space="preserve">Portland Public Schools (PPS)</w:t>
+        </w:r>
+      </w:hyperlink>
+      <w:r>
+        <w:t xml:space="preserve">. The PPS mission statement is as follows:</w:t>
+      </w:r>
+    </w:p>
+    <w:p>
+      <w:pPr>
+        <w:pStyle w:val="BlockText"/>
+      </w:pPr>
+      <w:r>
+        <w:t xml:space="preserve">We provide rigorous, high-quality academic learning experiences that are inclusive and joyful. We disrupt racial inequities to create vibrant environments for every student to demonstrate excellence.</w:t>
+      </w:r>
+      <w:r>
+        <w:rPr>
+          <w:rStyle w:val="FootnoteReference"/>
+        </w:rPr>
+        <w:footnoteReference w:id="24"/>
+      </w:r>
+    </w:p>
+    <w:p>
+      <w:pPr>
+        <w:pStyle w:val="FirstParagraph"/>
+      </w:pPr>
+      <w:r>
+        <w:t xml:space="preserve">Hello hello hello!</w:t>
+      </w:r>
+    </w:p>
+    <w:bookmarkEnd w:id="25"/>
+    <w:bookmarkStart w:id="29" w:name="plot"/>
+    <w:p>
+      <w:pPr>
+        <w:pStyle w:val="Heading1"/>
+      </w:pPr>
+      <w:r>
+        <w:t xml:space="preserve">Plot</w:t>
+      </w:r>
+    </w:p>
+    <w:p>
+      <w:pPr>
+        <w:pStyle w:val="CaptionedFigure"/>
+      </w:pPr>
+      <w:r>
+        <w:drawing>
+          <wp:inline>
+            <wp:extent cx="5943600" cy="4754880"/>
+            <wp:effectExtent b="0" l="0" r="0" t="0"/>
+            <wp:docPr descr="Chart showing growth in math proficiency for PPS schools from 2018-2019 to 2021-2022" title="" id="27" name="Picture"/>
+            <a:graphic>
+              <a:graphicData uri="http://schemas.openxmlformats.org/drawingml/2006/picture">
+                <pic:pic>
+                  <pic:nvPicPr>
+                    <pic:cNvPr descr="reports-shine-word_files/figure-docx/unnamed-chunk-4-1.png" id="28" name="Picture"/>
+                    <pic:cNvPicPr>
+                      <a:picLocks noChangeArrowheads="1" noChangeAspect="1"/>
+                    </pic:cNvPicPr>
+                  </pic:nvPicPr>
+                  <pic:blipFill>
+                    <a:blip r:embed="rId26"/>
+                    <a:stretch>
+                      <a:fillRect/>
+                    </a:stretch>
+                  </pic:blipFill>
+                  <pic:spPr bwMode="auto">
+                    <a:xfrm>
+                      <a:off x="0" y="0"/>
+                      <a:ext cx="5943600" cy="4754880"/>
+                    </a:xfrm>
+                    <a:prstGeom prst="rect">
+                      <a:avLst/>
+                    </a:prstGeom>
+                    <a:noFill/>
+                    <a:ln w="9525">
+                      <a:noFill/>
+                      <a:headEnd/>
+                      <a:tailEnd/>
+                    </a:ln>
+                  </pic:spPr>
+                </pic:pic>
+              </a:graphicData>
+            </a:graphic>
+          </wp:inline>
+        </w:drawing>
+      </w:r>
+    </w:p>
+    <w:p>
+      <w:pPr>
+        <w:pStyle w:val="ImageCaption"/>
+      </w:pPr>
+      <w:r>
+        <w:t xml:space="preserve">Chart showing growth in math proficiency for PPS schools from 2018-2019 to 2021-2022</w:t>
+      </w:r>
+    </w:p>
+    <w:bookmarkEnd w:id="29"/>
     <w:sectPr>
-      <w:footerReference r:id="rId9" w:type="even"/>
-      <w:footerReference r:id="rId10" w:type="default"/>
+      <w:footerReference r:id="rId10" w:type="even"/>
+      <w:footerReference r:id="rId9" w:type="default"/>
+      <w:footnotePr>
+        <w:numRestart w:val="eachSect"/>
+      </w:footnotePr>
       <w:pgSz w:h="15840" w:w="12240"/>
       <w:pgMar w:bottom="1440" w:footer="720" w:gutter="0" w:header="720" w:left="1440" w:right="1440" w:top="1440"/>
       <w:cols w:space="720"/>
@@ -121,13 +212,13 @@
 </file>
 
 <file path=word/footer1.xml><?xml version="1.0" encoding="utf-8"?>
-<w:ftr xmlns:wpc="http://schemas.microsoft.com/office/word/2010/wordprocessingCanvas" xmlns:cx="http://schemas.microsoft.com/office/drawing/2014/chartex" xmlns:cx1="http://schemas.microsoft.com/office/drawing/2015/9/8/chartex" xmlns:cx2="http://schemas.microsoft.com/office/drawing/2015/10/21/chartex" xmlns:cx3="http://schemas.microsoft.com/office/drawing/2016/5/9/chartex" xmlns:cx4="http://schemas.microsoft.com/office/drawing/2016/5/10/chartex" xmlns:cx5="http://schemas.microsoft.com/office/drawing/2016/5/11/chartex" xmlns:cx6="http://schemas.microsoft.com/office/drawing/2016/5/12/chartex" xmlns:cx7="http://schemas.microsoft.com/office/drawing/2016/5/13/chartex" xmlns:cx8="http://schemas.microsoft.com/office/drawing/2016/5/14/chartex" xmlns:mc="http://schemas.openxmlformats.org/markup-compatibility/2006" xmlns:aink="http://schemas.microsoft.com/office/drawing/2016/ink" xmlns:am3d="http://schemas.microsoft.com/office/drawing/2017/model3d" xmlns:o="urn:schemas-microsoft-com:office:office" xmlns:oel="http://schemas.microsoft.com/office/2019/extlst" xmlns:r="http://schemas.openxmlformats.org/officeDocument/2006/relationships" xmlns:m="http://schemas.openxmlformats.org/officeDocument/2006/math" xmlns:v="urn:schemas-microsoft-com:vml" xmlns:wp14="http://schemas.microsoft.com/office/word/2010/wordprocessingDrawing" xmlns:wp="http://schemas.openxmlformats.org/drawingml/2006/wordprocessingDrawing" xmlns:w10="urn:schemas-microsoft-com:office:word" xmlns:w="http://schemas.openxmlformats.org/wordprocessingml/2006/main" xmlns:w14="http://schemas.microsoft.com/office/word/2010/wordml" xmlns:w15="http://schemas.microsoft.com/office/word/2012/wordml" xmlns:w16cex="http://schemas.microsoft.com/office/word/2018/wordml/cex" xmlns:w16cid="http://schemas.microsoft.com/office/word/2016/wordml/cid" xmlns:w16="http://schemas.microsoft.com/office/word/2018/wordml" xmlns:w16sdtdh="http://schemas.microsoft.com/office/word/2020/wordml/sdtdatahash" xmlns:w16se="http://schemas.microsoft.com/office/word/2015/wordml/symex" xmlns:wpg="http://schemas.microsoft.com/office/word/2010/wordprocessingGroup" xmlns:wpi="http://schemas.microsoft.com/office/word/2010/wordprocessingInk" xmlns:wne="http://schemas.microsoft.com/office/word/2006/wordml" xmlns:wps="http://schemas.microsoft.com/office/word/2010/wordprocessingShape" mc:Ignorable="w14 w15 w16se w16cid w16 w16cex w16sdtdh wp14">
+<w:ftr xmlns:wpc="http://schemas.microsoft.com/office/word/2010/wordprocessingCanvas" xmlns:cx="http://schemas.microsoft.com/office/drawing/2014/chartex" xmlns:cx1="http://schemas.microsoft.com/office/drawing/2015/9/8/chartex" xmlns:cx2="http://schemas.microsoft.com/office/drawing/2015/10/21/chartex" xmlns:cx3="http://schemas.microsoft.com/office/drawing/2016/5/9/chartex" xmlns:cx4="http://schemas.microsoft.com/office/drawing/2016/5/10/chartex" xmlns:cx5="http://schemas.microsoft.com/office/drawing/2016/5/11/chartex" xmlns:cx6="http://schemas.microsoft.com/office/drawing/2016/5/12/chartex" xmlns:cx7="http://schemas.microsoft.com/office/drawing/2016/5/13/chartex" xmlns:cx8="http://schemas.microsoft.com/office/drawing/2016/5/14/chartex" xmlns:mc="http://schemas.openxmlformats.org/markup-compatibility/2006" xmlns:aink="http://schemas.microsoft.com/office/drawing/2016/ink" xmlns:am3d="http://schemas.microsoft.com/office/drawing/2017/model3d" xmlns:o="urn:schemas-microsoft-com:office:office" xmlns:oel="http://schemas.microsoft.com/office/2019/extlst" xmlns:r="http://schemas.openxmlformats.org/officeDocument/2006/relationships" xmlns:m="http://schemas.openxmlformats.org/officeDocument/2006/math" xmlns:v="urn:schemas-microsoft-com:vml" xmlns:wp14="http://schemas.microsoft.com/office/word/2010/wordprocessingDrawing" xmlns:wp="http://schemas.openxmlformats.org/drawingml/2006/wordprocessingDrawing" xmlns:w10="urn:schemas-microsoft-com:office:word" xmlns:w="http://schemas.openxmlformats.org/wordprocessingml/2006/main" xmlns:w14="http://schemas.microsoft.com/office/word/2010/wordml" xmlns:w15="http://schemas.microsoft.com/office/word/2012/wordml" xmlns:w16cex="http://schemas.microsoft.com/office/word/2018/wordml/cex" xmlns:w16cid="http://schemas.microsoft.com/office/word/2016/wordml/cid" xmlns:w16="http://schemas.microsoft.com/office/word/2018/wordml" xmlns:w16du="http://schemas.microsoft.com/office/word/2023/wordml/word16du" xmlns:w16sdtdh="http://schemas.microsoft.com/office/word/2020/wordml/sdtdatahash" xmlns:w16sdtfl="http://schemas.microsoft.com/office/word/2024/wordml/sdtformatlock" xmlns:w16se="http://schemas.microsoft.com/office/word/2015/wordml/symex" xmlns:wpg="http://schemas.microsoft.com/office/word/2010/wordprocessingGroup" xmlns:wpi="http://schemas.microsoft.com/office/word/2010/wordprocessingInk" xmlns:wne="http://schemas.microsoft.com/office/word/2006/wordml" xmlns:wps="http://schemas.microsoft.com/office/word/2010/wordprocessingShape" mc:Ignorable="w14 w15 w16se w16cid w16 w16cex w16sdtdh w16sdtfl w16du wp14">
   <w:sdt>
     <w:sdtPr>
       <w:rPr>
         <w:rStyle w:val="PageNumber"/>
       </w:rPr>
-      <w:id w:val="1353144778"/>
+      <w:id w:val="-686056284"/>
       <w:docPartObj>
         <w:docPartGallery w:val="Page Numbers (Bottom of Page)"/>
         <w:docPartUnique/>
@@ -158,6 +249,12 @@
           <w:rPr>
             <w:rStyle w:val="PageNumber"/>
           </w:rPr>
+          <w:fldChar w:fldCharType="separate"/>
+        </w:r>
+        <w:r>
+          <w:rPr>
+            <w:rStyle w:val="PageNumber"/>
+          </w:rPr>
           <w:fldChar w:fldCharType="end"/>
         </w:r>
       </w:p>
@@ -173,13 +270,13 @@
 </file>
 
 <file path=word/footer2.xml><?xml version="1.0" encoding="utf-8"?>
-<w:ftr xmlns:wpc="http://schemas.microsoft.com/office/word/2010/wordprocessingCanvas" xmlns:cx="http://schemas.microsoft.com/office/drawing/2014/chartex" xmlns:cx1="http://schemas.microsoft.com/office/drawing/2015/9/8/chartex" xmlns:cx2="http://schemas.microsoft.com/office/drawing/2015/10/21/chartex" xmlns:cx3="http://schemas.microsoft.com/office/drawing/2016/5/9/chartex" xmlns:cx4="http://schemas.microsoft.com/office/drawing/2016/5/10/chartex" xmlns:cx5="http://schemas.microsoft.com/office/drawing/2016/5/11/chartex" xmlns:cx6="http://schemas.microsoft.com/office/drawing/2016/5/12/chartex" xmlns:cx7="http://schemas.microsoft.com/office/drawing/2016/5/13/chartex" xmlns:cx8="http://schemas.microsoft.com/office/drawing/2016/5/14/chartex" xmlns:mc="http://schemas.openxmlformats.org/markup-compatibility/2006" xmlns:aink="http://schemas.microsoft.com/office/drawing/2016/ink" xmlns:am3d="http://schemas.microsoft.com/office/drawing/2017/model3d" xmlns:o="urn:schemas-microsoft-com:office:office" xmlns:oel="http://schemas.microsoft.com/office/2019/extlst" xmlns:r="http://schemas.openxmlformats.org/officeDocument/2006/relationships" xmlns:m="http://schemas.openxmlformats.org/officeDocument/2006/math" xmlns:v="urn:schemas-microsoft-com:vml" xmlns:wp14="http://schemas.microsoft.com/office/word/2010/wordprocessingDrawing" xmlns:wp="http://schemas.openxmlformats.org/drawingml/2006/wordprocessingDrawing" xmlns:w10="urn:schemas-microsoft-com:office:word" xmlns:w="http://schemas.openxmlformats.org/wordprocessingml/2006/main" xmlns:w14="http://schemas.microsoft.com/office/word/2010/wordml" xmlns:w15="http://schemas.microsoft.com/office/word/2012/wordml" xmlns:w16cex="http://schemas.microsoft.com/office/word/2018/wordml/cex" xmlns:w16cid="http://schemas.microsoft.com/office/word/2016/wordml/cid" xmlns:w16="http://schemas.microsoft.com/office/word/2018/wordml" xmlns:w16sdtdh="http://schemas.microsoft.com/office/word/2020/wordml/sdtdatahash" xmlns:w16se="http://schemas.microsoft.com/office/word/2015/wordml/symex" xmlns:wpg="http://schemas.microsoft.com/office/word/2010/wordprocessingGroup" xmlns:wpi="http://schemas.microsoft.com/office/word/2010/wordprocessingInk" xmlns:wne="http://schemas.microsoft.com/office/word/2006/wordml" xmlns:wps="http://schemas.microsoft.com/office/word/2010/wordprocessingShape" mc:Ignorable="w14 w15 w16se w16cid w16 w16cex w16sdtdh wp14">
+<w:ftr xmlns:wpc="http://schemas.microsoft.com/office/word/2010/wordprocessingCanvas" xmlns:cx="http://schemas.microsoft.com/office/drawing/2014/chartex" xmlns:cx1="http://schemas.microsoft.com/office/drawing/2015/9/8/chartex" xmlns:cx2="http://schemas.microsoft.com/office/drawing/2015/10/21/chartex" xmlns:cx3="http://schemas.microsoft.com/office/drawing/2016/5/9/chartex" xmlns:cx4="http://schemas.microsoft.com/office/drawing/2016/5/10/chartex" xmlns:cx5="http://schemas.microsoft.com/office/drawing/2016/5/11/chartex" xmlns:cx6="http://schemas.microsoft.com/office/drawing/2016/5/12/chartex" xmlns:cx7="http://schemas.microsoft.com/office/drawing/2016/5/13/chartex" xmlns:cx8="http://schemas.microsoft.com/office/drawing/2016/5/14/chartex" xmlns:mc="http://schemas.openxmlformats.org/markup-compatibility/2006" xmlns:aink="http://schemas.microsoft.com/office/drawing/2016/ink" xmlns:am3d="http://schemas.microsoft.com/office/drawing/2017/model3d" xmlns:o="urn:schemas-microsoft-com:office:office" xmlns:oel="http://schemas.microsoft.com/office/2019/extlst" xmlns:r="http://schemas.openxmlformats.org/officeDocument/2006/relationships" xmlns:m="http://schemas.openxmlformats.org/officeDocument/2006/math" xmlns:v="urn:schemas-microsoft-com:vml" xmlns:wp14="http://schemas.microsoft.com/office/word/2010/wordprocessingDrawing" xmlns:wp="http://schemas.openxmlformats.org/drawingml/2006/wordprocessingDrawing" xmlns:w10="urn:schemas-microsoft-com:office:word" xmlns:w="http://schemas.openxmlformats.org/wordprocessingml/2006/main" xmlns:w14="http://schemas.microsoft.com/office/word/2010/wordml" xmlns:w15="http://schemas.microsoft.com/office/word/2012/wordml" xmlns:w16cex="http://schemas.microsoft.com/office/word/2018/wordml/cex" xmlns:w16cid="http://schemas.microsoft.com/office/word/2016/wordml/cid" xmlns:w16="http://schemas.microsoft.com/office/word/2018/wordml" xmlns:w16du="http://schemas.microsoft.com/office/word/2023/wordml/word16du" xmlns:w16sdtdh="http://schemas.microsoft.com/office/word/2020/wordml/sdtdatahash" xmlns:w16sdtfl="http://schemas.microsoft.com/office/word/2024/wordml/sdtformatlock" xmlns:w16se="http://schemas.microsoft.com/office/word/2015/wordml/symex" xmlns:wpg="http://schemas.microsoft.com/office/word/2010/wordprocessingGroup" xmlns:wpi="http://schemas.microsoft.com/office/word/2010/wordprocessingInk" xmlns:wne="http://schemas.microsoft.com/office/word/2006/wordml" xmlns:wps="http://schemas.microsoft.com/office/word/2010/wordprocessingShape" mc:Ignorable="w14 w15 w16se w16cid w16 w16cex w16sdtdh w16sdtfl w16du wp14">
   <w:sdt>
     <w:sdtPr>
       <w:rPr>
         <w:rStyle w:val="PageNumber"/>
       </w:rPr>
-      <w:id w:val="6496830"/>
+      <w:id w:val="1133598989"/>
       <w:docPartObj>
         <w:docPartGallery w:val="Page Numbers (Bottom of Page)"/>
         <w:docPartUnique/>
@@ -238,19 +335,19 @@
         <w:noProof/>
       </w:rPr>
       <w:drawing>
-        <wp:inline distT="0" distB="0" distL="0" distR="0">
-          <wp:extent cx="1118681" cy="1118681"/>
+        <wp:inline distT="0" distB="0" distL="0" distR="0" wp14:anchorId="68A5AC54" wp14:editId="6A4D43B1">
+          <wp:extent cx="1285592" cy="1285592"/>
           <wp:effectExtent l="0" t="0" r="0" b="0"/>
-          <wp:docPr id="381654234" name="Graphic 1"/>
-          <wp:cNvGraphicFramePr>
-            <a:graphicFrameLocks xmlns:a="http://schemas.openxmlformats.org/drawingml/2006/main" noChangeAspect="1"/>
-          </wp:cNvGraphicFramePr>
+          <wp:docPr id="919426945" name="Picture" descr="Portland Public Schools"/>
+          <wp:cNvGraphicFramePr/>
           <a:graphic xmlns:a="http://schemas.openxmlformats.org/drawingml/2006/main">
             <a:graphicData uri="http://schemas.openxmlformats.org/drawingml/2006/picture">
               <pic:pic xmlns:pic="http://schemas.openxmlformats.org/drawingml/2006/picture">
                 <pic:nvPicPr>
-                  <pic:cNvPr id="381654234" name="Graphic 381654234"/>
-                  <pic:cNvPicPr/>
+                  <pic:cNvPr id="22" name="Picture" descr="portland-public-schools-logo.svg"/>
+                  <pic:cNvPicPr>
+                    <a:picLocks noChangeAspect="1" noChangeArrowheads="1"/>
+                  </pic:cNvPicPr>
                 </pic:nvPicPr>
                 <pic:blipFill>
                   <a:blip r:embed="rId1">
@@ -267,14 +364,20 @@
                     <a:fillRect/>
                   </a:stretch>
                 </pic:blipFill>
-                <pic:spPr>
+                <pic:spPr bwMode="auto">
                   <a:xfrm>
                     <a:off x="0" y="0"/>
-                    <a:ext cx="1130922" cy="1130922"/>
+                    <a:ext cx="1293648" cy="1293648"/>
                   </a:xfrm>
                   <a:prstGeom prst="rect">
                     <a:avLst/>
                   </a:prstGeom>
+                  <a:noFill/>
+                  <a:ln w="9525">
+                    <a:noFill/>
+                    <a:headEnd/>
+                    <a:tailEnd/>
+                  </a:ln>
                 </pic:spPr>
               </pic:pic>
             </a:graphicData>
@@ -302,21 +405,40 @@
       </w:r>
     </w:p>
   </w:footnote>
+  <w:footnote w:id="24">
+    <w:p>
+      <w:pPr>
+        <w:pStyle w:val="FootnoteText"/>
+      </w:pPr>
+      <w:r>
+        <w:rPr>
+          <w:rStyle w:val="FootnoteReference"/>
+        </w:rPr>
+        <w:footnoteRef/>
+      </w:r>
+      <w:r>
+        <w:t xml:space="preserve"> </w:t>
+      </w:r>
+      <w:r>
+        <w:t xml:space="preserve">https://www.pps.net/about/portland-public-schools-information/overview</w:t>
+      </w:r>
+    </w:p>
+  </w:footnote>
 </w:footnotes>
 </file>
 
 <file path=word/numbering.xml><?xml version="1.0" encoding="utf-8"?>
-<w:numbering xmlns:aink="http://schemas.microsoft.com/office/drawing/2016/ink" xmlns:am3d="http://schemas.microsoft.com/office/drawing/2017/model3d" xmlns:cx="http://schemas.microsoft.com/office/drawing/2014/chartex" xmlns:cx1="http://schemas.microsoft.com/office/drawing/2015/9/8/chartex" xmlns:cx2="http://schemas.microsoft.com/office/drawing/2015/10/21/chartex" xmlns:cx3="http://schemas.microsoft.com/office/drawing/2016/5/9/chartex" xmlns:cx4="http://schemas.microsoft.com/office/drawing/2016/5/10/chartex" xmlns:cx5="http://schemas.microsoft.com/office/drawing/2016/5/11/chartex" xmlns:cx6="http://schemas.microsoft.com/office/drawing/2016/5/12/chartex" xmlns:cx7="http://schemas.microsoft.com/office/drawing/2016/5/13/chartex" xmlns:cx8="http://schemas.microsoft.com/office/drawing/2016/5/14/chartex" xmlns:m="http://schemas.openxmlformats.org/officeDocument/2006/math" xmlns:mc="http://schemas.openxmlformats.org/markup-compatibility/2006" xmlns:o="urn:schemas-microsoft-com:office:office" xmlns:oel="http://schemas.microsoft.com/office/2019/extlst" xmlns:r="http://schemas.openxmlformats.org/officeDocument/2006/relationships" xmlns:v="urn:schemas-microsoft-com:vml" xmlns:w="http://schemas.openxmlformats.org/wordprocessingml/2006/main" xmlns:w10="urn:schemas-microsoft-com:office:word" xmlns:w14="http://schemas.microsoft.com/office/word/2010/wordml" xmlns:w15="http://schemas.microsoft.com/office/word/2012/wordml" xmlns:w16="http://schemas.microsoft.com/office/word/2018/wordml" xmlns:w16cex="http://schemas.microsoft.com/office/word/2018/wordml/cex" xmlns:w16cid="http://schemas.microsoft.com/office/word/2016/wordml/cid" xmlns:w16sdtdh="http://schemas.microsoft.com/office/word/2020/wordml/sdtdatahash" xmlns:w16se="http://schemas.microsoft.com/office/word/2015/wordml/symex" xmlns:wne="http://schemas.microsoft.com/office/word/2006/wordml" xmlns:wp="http://schemas.openxmlformats.org/drawingml/2006/wordprocessingDrawing" xmlns:wp14="http://schemas.microsoft.com/office/word/2010/wordprocessingDrawing" xmlns:wpc="http://schemas.microsoft.com/office/word/2010/wordprocessingCanvas" xmlns:wpg="http://schemas.microsoft.com/office/word/2010/wordprocessingGroup" xmlns:wpi="http://schemas.microsoft.com/office/word/2010/wordprocessingInk" xmlns:wps="http://schemas.microsoft.com/office/word/2010/wordprocessingShape" mc:Ignorable="w14 w15 w16se w16cid w16 w16cex w16sdtdh wp14">
+<w:numbering xmlns:aink="http://schemas.microsoft.com/office/drawing/2016/ink" xmlns:am3d="http://schemas.microsoft.com/office/drawing/2017/model3d" xmlns:cx="http://schemas.microsoft.com/office/drawing/2014/chartex" xmlns:cx1="http://schemas.microsoft.com/office/drawing/2015/9/8/chartex" xmlns:cx2="http://schemas.microsoft.com/office/drawing/2015/10/21/chartex" xmlns:cx3="http://schemas.microsoft.com/office/drawing/2016/5/9/chartex" xmlns:cx4="http://schemas.microsoft.com/office/drawing/2016/5/10/chartex" xmlns:cx5="http://schemas.microsoft.com/office/drawing/2016/5/11/chartex" xmlns:cx6="http://schemas.microsoft.com/office/drawing/2016/5/12/chartex" xmlns:cx7="http://schemas.microsoft.com/office/drawing/2016/5/13/chartex" xmlns:cx8="http://schemas.microsoft.com/office/drawing/2016/5/14/chartex" xmlns:m="http://schemas.openxmlformats.org/officeDocument/2006/math" xmlns:mc="http://schemas.openxmlformats.org/markup-compatibility/2006" xmlns:o="urn:schemas-microsoft-com:office:office" xmlns:oel="http://schemas.microsoft.com/office/2019/extlst" xmlns:r="http://schemas.openxmlformats.org/officeDocument/2006/relationships" xmlns:v="urn:schemas-microsoft-com:vml" xmlns:w="http://schemas.openxmlformats.org/wordprocessingml/2006/main" xmlns:w10="urn:schemas-microsoft-com:office:word" xmlns:w14="http://schemas.microsoft.com/office/word/2010/wordml" xmlns:w15="http://schemas.microsoft.com/office/word/2012/wordml" xmlns:w16="http://schemas.microsoft.com/office/word/2018/wordml" xmlns:w16cex="http://schemas.microsoft.com/office/word/2018/wordml/cex" xmlns:w16cid="http://schemas.microsoft.com/office/word/2016/wordml/cid" xmlns:w16du="http://schemas.microsoft.com/office/word/2023/wordml/word16du" xmlns:w16sdtdh="http://schemas.microsoft.com/office/word/2020/wordml/sdtdatahash" xmlns:w16sdtfl="http://schemas.microsoft.com/office/word/2024/wordml/sdtformatlock" xmlns:w16se="http://schemas.microsoft.com/office/word/2015/wordml/symex" xmlns:wne="http://schemas.microsoft.com/office/word/2006/wordml" xmlns:wp="http://schemas.openxmlformats.org/drawingml/2006/wordprocessingDrawing" xmlns:wp14="http://schemas.microsoft.com/office/word/2010/wordprocessingDrawing" xmlns:wpc="http://schemas.microsoft.com/office/word/2010/wordprocessingCanvas" xmlns:wpg="http://schemas.microsoft.com/office/word/2010/wordprocessingGroup" xmlns:wpi="http://schemas.microsoft.com/office/word/2010/wordprocessingInk" xmlns:wps="http://schemas.microsoft.com/office/word/2010/wordprocessingShape" mc:Ignorable="w14 w15 w16se w16cid w16 w16cex w16sdtdh w16sdtfl w16du wp14">
   <w:abstractNum w15:restartNumberingAfterBreak="0" w:abstractNumId="0">
     <w:nsid w:val="0000A990"/>
     <w:multiLevelType w:val="multilevel"/>
-    <w:tmpl w:val="FBB4C29C"/>
+    <w:tmpl w:val="AEFA59C2"/>
     <w:lvl w:ilvl="0">
       <w:numFmt w:val="bullet"/>
       <w:lvlText w:val=" "/>
       <w:lvlJc w:val="left"/>
       <w:pPr>
-        <w:ind w:hanging="480" w:left="720"/>
+        <w:ind w:hanging="360" w:left="720"/>
       </w:pPr>
     </w:lvl>
     <w:lvl w:ilvl="1">
@@ -324,7 +446,7 @@
       <w:lvlText w:val=" "/>
       <w:lvlJc w:val="left"/>
       <w:pPr>
-        <w:ind w:hanging="480" w:left="1440"/>
+        <w:ind w:hanging="360" w:left="1440"/>
       </w:pPr>
     </w:lvl>
     <w:lvl w:ilvl="2">
@@ -332,7 +454,7 @@
       <w:lvlText w:val=" "/>
       <w:lvlJc w:val="left"/>
       <w:pPr>
-        <w:ind w:hanging="480" w:left="2160"/>
+        <w:ind w:hanging="360" w:left="2160"/>
       </w:pPr>
     </w:lvl>
     <w:lvl w:ilvl="3">
@@ -340,7 +462,7 @@
       <w:lvlText w:val=" "/>
       <w:lvlJc w:val="left"/>
       <w:pPr>
-        <w:ind w:hanging="480" w:left="2880"/>
+        <w:ind w:hanging="360" w:left="2880"/>
       </w:pPr>
     </w:lvl>
     <w:lvl w:ilvl="4">
@@ -348,7 +470,7 @@
       <w:lvlText w:val=" "/>
       <w:lvlJc w:val="left"/>
       <w:pPr>
-        <w:ind w:hanging="480" w:left="3600"/>
+        <w:ind w:hanging="360" w:left="3600"/>
       </w:pPr>
     </w:lvl>
     <w:lvl w:ilvl="5">
@@ -356,7 +478,7 @@
       <w:lvlText w:val=" "/>
       <w:lvlJc w:val="left"/>
       <w:pPr>
-        <w:ind w:hanging="480" w:left="4320"/>
+        <w:ind w:hanging="360" w:left="4320"/>
       </w:pPr>
     </w:lvl>
     <w:lvl w:ilvl="6">
@@ -364,7 +486,7 @@
       <w:lvlText w:val=" "/>
       <w:lvlJc w:val="left"/>
       <w:pPr>
-        <w:ind w:hanging="480" w:left="5040"/>
+        <w:ind w:hanging="360" w:left="5040"/>
       </w:pPr>
     </w:lvl>
     <w:lvl w:ilvl="7">
@@ -372,7 +494,7 @@
       <w:lvlText w:val=" "/>
       <w:lvlJc w:val="left"/>
       <w:pPr>
-        <w:ind w:hanging="480" w:left="5760"/>
+        <w:ind w:hanging="360" w:left="5760"/>
       </w:pPr>
     </w:lvl>
     <w:lvl w:ilvl="8">
@@ -380,19 +502,19 @@
       <w:lvlText w:val=" "/>
       <w:lvlJc w:val="left"/>
       <w:pPr>
-        <w:ind w:hanging="480" w:left="6480"/>
+        <w:ind w:hanging="360" w:left="6480"/>
       </w:pPr>
     </w:lvl>
   </w:abstractNum>
   <w:abstractNum w:abstractNumId="990">
-    <w:nsid w:val="A990"/>
+    <w:nsid w:val="0000A990"/>
     <w:multiLevelType w:val="multilevel"/>
     <w:lvl w:ilvl="0">
       <w:numFmt w:val="bullet"/>
       <w:lvlText w:val=" "/>
       <w:lvlJc w:val="left"/>
       <w:pPr>
-        <w:ind w:left="720" w:hanging="480"/>
+        <w:ind w:left="720" w:hanging="360"/>
       </w:pPr>
     </w:lvl>
     <w:lvl w:ilvl="1">
@@ -400,7 +522,7 @@
       <w:lvlText w:val=" "/>
       <w:lvlJc w:val="left"/>
       <w:pPr>
-        <w:ind w:left="1440" w:hanging="480"/>
+        <w:ind w:left="1440" w:hanging="360"/>
       </w:pPr>
     </w:lvl>
     <w:lvl w:ilvl="2">
@@ -408,7 +530,7 @@
       <w:lvlText w:val=" "/>
       <w:lvlJc w:val="left"/>
       <w:pPr>
-        <w:ind w:left="2160" w:hanging="480"/>
+        <w:ind w:left="2160" w:hanging="360"/>
       </w:pPr>
     </w:lvl>
     <w:lvl w:ilvl="3">
@@ -416,7 +538,7 @@
       <w:lvlText w:val=" "/>
       <w:lvlJc w:val="left"/>
       <w:pPr>
-        <w:ind w:left="2880" w:hanging="480"/>
+        <w:ind w:left="2880" w:hanging="360"/>
       </w:pPr>
     </w:lvl>
     <w:lvl w:ilvl="4">
@@ -424,7 +546,7 @@
       <w:lvlText w:val=" "/>
       <w:lvlJc w:val="left"/>
       <w:pPr>
-        <w:ind w:left="3600" w:hanging="480"/>
+        <w:ind w:left="3600" w:hanging="360"/>
       </w:pPr>
     </w:lvl>
     <w:lvl w:ilvl="5">
@@ -432,7 +554,7 @@
       <w:lvlText w:val=" "/>
       <w:lvlJc w:val="left"/>
       <w:pPr>
-        <w:ind w:left="4320" w:hanging="480"/>
+        <w:ind w:left="4320" w:hanging="360"/>
       </w:pPr>
     </w:lvl>
     <w:lvl w:ilvl="6">
@@ -440,7 +562,7 @@
       <w:lvlText w:val=" "/>
       <w:lvlJc w:val="left"/>
       <w:pPr>
-        <w:ind w:left="5040" w:hanging="480"/>
+        <w:ind w:left="5040" w:hanging="360"/>
       </w:pPr>
     </w:lvl>
     <w:lvl w:ilvl="7">
@@ -448,7 +570,7 @@
       <w:lvlText w:val=" "/>
       <w:lvlJc w:val="left"/>
       <w:pPr>
-        <w:ind w:left="5760" w:hanging="480"/>
+        <w:ind w:left="5760" w:hanging="360"/>
       </w:pPr>
     </w:lvl>
     <w:lvl w:ilvl="8">
@@ -456,11 +578,11 @@
       <w:lvlText w:val=" "/>
       <w:lvlJc w:val="left"/>
       <w:pPr>
-        <w:ind w:left="6480" w:hanging="480"/>
+        <w:ind w:left="6480" w:hanging="360"/>
       </w:pPr>
     </w:lvl>
   </w:abstractNum>
-  <w:num w16cid:durableId="1543592611" w:numId="1">
+  <w:num w16cid:durableId="1234777707" w:numId="1">
     <w:abstractNumId w:val="0"/>
   </w:num>
   <w:num w:numId="1000">
@@ -470,7 +592,7 @@
 </file>
 
 <file path=word/styles.xml><?xml version="1.0" encoding="utf-8"?>
-<w:styles xmlns:mc="http://schemas.openxmlformats.org/markup-compatibility/2006" xmlns:r="http://schemas.openxmlformats.org/officeDocument/2006/relationships" xmlns:w="http://schemas.openxmlformats.org/wordprocessingml/2006/main" xmlns:w14="http://schemas.microsoft.com/office/word/2010/wordml" xmlns:w15="http://schemas.microsoft.com/office/word/2012/wordml" xmlns:w16="http://schemas.microsoft.com/office/word/2018/wordml" xmlns:w16cex="http://schemas.microsoft.com/office/word/2018/wordml/cex" xmlns:w16cid="http://schemas.microsoft.com/office/word/2016/wordml/cid" xmlns:w16sdtdh="http://schemas.microsoft.com/office/word/2020/wordml/sdtdatahash" xmlns:w16se="http://schemas.microsoft.com/office/word/2015/wordml/symex" mc:Ignorable="w14 w15 w16se w16cid w16 w16cex w16sdtdh">
+<w:styles xmlns:mc="http://schemas.openxmlformats.org/markup-compatibility/2006" xmlns:r="http://schemas.openxmlformats.org/officeDocument/2006/relationships" xmlns:w="http://schemas.openxmlformats.org/wordprocessingml/2006/main" xmlns:w14="http://schemas.microsoft.com/office/word/2010/wordml" xmlns:w15="http://schemas.microsoft.com/office/word/2012/wordml" xmlns:w16="http://schemas.microsoft.com/office/word/2018/wordml" xmlns:w16cex="http://schemas.microsoft.com/office/word/2018/wordml/cex" xmlns:w16cid="http://schemas.microsoft.com/office/word/2016/wordml/cid" xmlns:w16du="http://schemas.microsoft.com/office/word/2023/wordml/word16du" xmlns:w16sdtdh="http://schemas.microsoft.com/office/word/2020/wordml/sdtdatahash" xmlns:w16sdtfl="http://schemas.microsoft.com/office/word/2024/wordml/sdtformatlock" xmlns:w16se="http://schemas.microsoft.com/office/word/2015/wordml/symex" mc:Ignorable="w14 w15 w16se w16cid w16 w16cex w16sdtdh w16sdtfl w16du">
   <w:docDefaults>
     <w:rPrDefault>
       <w:rPr>
@@ -738,175 +860,200 @@
     <w:name w:val="heading 1"/>
     <w:basedOn w:val="Normal"/>
     <w:next w:val="BodyText"/>
+    <w:link w:val="Heading1Char"/>
     <w:uiPriority w:val="9"/>
     <w:qFormat/>
+    <w:rsid w:val="005B372D"/>
     <w:pPr>
       <w:keepNext/>
       <w:keepLines/>
-      <w:spacing w:after="0" w:before="480"/>
+      <w:spacing w:after="80" w:before="360"/>
       <w:outlineLvl w:val="0"/>
     </w:pPr>
     <w:rPr>
-      <w:rFonts w:asciiTheme="majorHAnsi" w:cstheme="majorBidi" w:eastAsiaTheme="majorEastAsia" w:hAnsiTheme="majorHAnsi"/>
+      <w:rFonts w:ascii="Inter" w:cstheme="majorBidi" w:eastAsiaTheme="majorEastAsia" w:hAnsi="Inter"/>
       <w:b/>
-      <w:bCs/>
-      <w:color w:themeColor="accent1" w:val="4F81BD"/>
-      <w:sz w:val="32"/>
-      <w:szCs w:val="32"/>
+      <w:color w:val="C00000"/>
+      <w:sz w:val="80"/>
+      <w:szCs w:val="40"/>
     </w:rPr>
   </w:style>
   <w:style w:styleId="Heading2" w:type="paragraph">
     <w:name w:val="heading 2"/>
     <w:basedOn w:val="Normal"/>
     <w:next w:val="BodyText"/>
+    <w:link w:val="Heading2Char"/>
     <w:uiPriority w:val="9"/>
+    <w:semiHidden/>
     <w:unhideWhenUsed/>
     <w:qFormat/>
-    <w:rsid w:val="00122E3E"/>
+    <w:rsid w:val="00A10FD9"/>
     <w:pPr>
       <w:keepNext/>
       <w:keepLines/>
-      <w:spacing w:after="0" w:before="200"/>
+      <w:spacing w:after="80" w:before="160"/>
       <w:outlineLvl w:val="1"/>
     </w:pPr>
     <w:rPr>
-      <w:rFonts w:ascii="Inter" w:cstheme="majorBidi" w:eastAsiaTheme="majorEastAsia" w:hAnsi="Inter"/>
-      <w:b/>
-      <w:bCs/>
-      <w:color w:val="FF0000"/>
-      <w:sz w:val="28"/>
-      <w:szCs w:val="28"/>
+      <w:rFonts w:asciiTheme="majorHAnsi" w:cstheme="majorBidi" w:eastAsiaTheme="majorEastAsia" w:hAnsiTheme="majorHAnsi"/>
+      <w:color w:themeColor="accent1" w:themeShade="BF" w:val="0F4761"/>
+      <w:sz w:val="32"/>
+      <w:szCs w:val="32"/>
     </w:rPr>
   </w:style>
   <w:style w:styleId="Heading3" w:type="paragraph">
     <w:name w:val="heading 3"/>
     <w:basedOn w:val="Normal"/>
     <w:next w:val="BodyText"/>
+    <w:link w:val="Heading3Char"/>
     <w:uiPriority w:val="9"/>
+    <w:semiHidden/>
     <w:unhideWhenUsed/>
     <w:qFormat/>
+    <w:rsid w:val="00A10FD9"/>
     <w:pPr>
       <w:keepNext/>
       <w:keepLines/>
-      <w:spacing w:after="0" w:before="200"/>
+      <w:spacing w:after="80" w:before="160"/>
       <w:outlineLvl w:val="2"/>
     </w:pPr>
     <w:rPr>
-      <w:rFonts w:asciiTheme="majorHAnsi" w:cstheme="majorBidi" w:eastAsiaTheme="majorEastAsia" w:hAnsiTheme="majorHAnsi"/>
-      <w:b/>
-      <w:bCs/>
-      <w:color w:themeColor="accent1" w:val="4F81BD"/>
+      <w:rFonts w:cstheme="majorBidi" w:eastAsiaTheme="majorEastAsia"/>
+      <w:color w:themeColor="accent1" w:themeShade="BF" w:val="0F4761"/>
+      <w:sz w:val="28"/>
+      <w:szCs w:val="28"/>
     </w:rPr>
   </w:style>
   <w:style w:styleId="Heading4" w:type="paragraph">
     <w:name w:val="heading 4"/>
     <w:basedOn w:val="Normal"/>
     <w:next w:val="BodyText"/>
+    <w:link w:val="Heading4Char"/>
     <w:uiPriority w:val="9"/>
+    <w:semiHidden/>
     <w:unhideWhenUsed/>
     <w:qFormat/>
+    <w:rsid w:val="00A10FD9"/>
     <w:pPr>
       <w:keepNext/>
       <w:keepLines/>
-      <w:spacing w:after="0" w:before="200"/>
+      <w:spacing w:after="40" w:before="80"/>
       <w:outlineLvl w:val="3"/>
     </w:pPr>
     <w:rPr>
-      <w:rFonts w:asciiTheme="majorHAnsi" w:cstheme="majorBidi" w:eastAsiaTheme="majorEastAsia" w:hAnsiTheme="majorHAnsi"/>
-      <w:bCs/>
+      <w:rFonts w:cstheme="majorBidi" w:eastAsiaTheme="majorEastAsia"/>
       <w:i/>
-      <w:color w:themeColor="accent1" w:val="4F81BD"/>
+      <w:iCs/>
+      <w:color w:themeColor="accent1" w:themeShade="BF" w:val="0F4761"/>
     </w:rPr>
   </w:style>
   <w:style w:styleId="Heading5" w:type="paragraph">
     <w:name w:val="heading 5"/>
     <w:basedOn w:val="Normal"/>
     <w:next w:val="BodyText"/>
+    <w:link w:val="Heading5Char"/>
     <w:uiPriority w:val="9"/>
+    <w:semiHidden/>
     <w:unhideWhenUsed/>
     <w:qFormat/>
+    <w:rsid w:val="00A10FD9"/>
     <w:pPr>
       <w:keepNext/>
       <w:keepLines/>
-      <w:spacing w:after="0" w:before="200"/>
+      <w:spacing w:after="40" w:before="80"/>
       <w:outlineLvl w:val="4"/>
     </w:pPr>
     <w:rPr>
-      <w:rFonts w:asciiTheme="majorHAnsi" w:cstheme="majorBidi" w:eastAsiaTheme="majorEastAsia" w:hAnsiTheme="majorHAnsi"/>
-      <w:iCs/>
-      <w:color w:themeColor="accent1" w:val="4F81BD"/>
+      <w:rFonts w:cstheme="majorBidi" w:eastAsiaTheme="majorEastAsia"/>
+      <w:color w:themeColor="accent1" w:themeShade="BF" w:val="0F4761"/>
     </w:rPr>
   </w:style>
   <w:style w:styleId="Heading6" w:type="paragraph">
     <w:name w:val="heading 6"/>
     <w:basedOn w:val="Normal"/>
     <w:next w:val="BodyText"/>
+    <w:link w:val="Heading6Char"/>
     <w:uiPriority w:val="9"/>
+    <w:semiHidden/>
     <w:unhideWhenUsed/>
     <w:qFormat/>
+    <w:rsid w:val="00A10FD9"/>
     <w:pPr>
       <w:keepNext/>
       <w:keepLines/>
-      <w:spacing w:after="0" w:before="200"/>
+      <w:spacing w:after="0" w:before="40"/>
       <w:outlineLvl w:val="5"/>
     </w:pPr>
     <w:rPr>
-      <w:rFonts w:asciiTheme="majorHAnsi" w:cstheme="majorBidi" w:eastAsiaTheme="majorEastAsia" w:hAnsiTheme="majorHAnsi"/>
-      <w:color w:themeColor="accent1" w:val="4F81BD"/>
+      <w:rFonts w:cstheme="majorBidi" w:eastAsiaTheme="majorEastAsia"/>
+      <w:i/>
+      <w:iCs/>
+      <w:color w:themeColor="text1" w:themeTint="A6" w:val="595959"/>
     </w:rPr>
   </w:style>
   <w:style w:styleId="Heading7" w:type="paragraph">
     <w:name w:val="heading 7"/>
     <w:basedOn w:val="Normal"/>
     <w:next w:val="BodyText"/>
+    <w:link w:val="Heading7Char"/>
     <w:uiPriority w:val="9"/>
+    <w:semiHidden/>
     <w:unhideWhenUsed/>
     <w:qFormat/>
+    <w:rsid w:val="00A10FD9"/>
     <w:pPr>
       <w:keepNext/>
       <w:keepLines/>
-      <w:spacing w:after="0" w:before="200"/>
+      <w:spacing w:after="0" w:before="40"/>
       <w:outlineLvl w:val="6"/>
     </w:pPr>
     <w:rPr>
-      <w:rFonts w:asciiTheme="majorHAnsi" w:cstheme="majorBidi" w:eastAsiaTheme="majorEastAsia" w:hAnsiTheme="majorHAnsi"/>
-      <w:color w:themeColor="accent1" w:val="4F81BD"/>
+      <w:rFonts w:cstheme="majorBidi" w:eastAsiaTheme="majorEastAsia"/>
+      <w:color w:themeColor="text1" w:themeTint="A6" w:val="595959"/>
     </w:rPr>
   </w:style>
   <w:style w:styleId="Heading8" w:type="paragraph">
     <w:name w:val="heading 8"/>
     <w:basedOn w:val="Normal"/>
     <w:next w:val="BodyText"/>
+    <w:link w:val="Heading8Char"/>
     <w:uiPriority w:val="9"/>
+    <w:semiHidden/>
     <w:unhideWhenUsed/>
     <w:qFormat/>
+    <w:rsid w:val="00A10FD9"/>
     <w:pPr>
       <w:keepNext/>
       <w:keepLines/>
-      <w:spacing w:after="0" w:before="200"/>
+      <w:spacing w:after="0"/>
       <w:outlineLvl w:val="7"/>
     </w:pPr>
     <w:rPr>
-      <w:rFonts w:asciiTheme="majorHAnsi" w:cstheme="majorBidi" w:eastAsiaTheme="majorEastAsia" w:hAnsiTheme="majorHAnsi"/>
-      <w:color w:themeColor="accent1" w:val="4F81BD"/>
+      <w:rFonts w:cstheme="majorBidi" w:eastAsiaTheme="majorEastAsia"/>
+      <w:i/>
+      <w:iCs/>
+      <w:color w:themeColor="text1" w:themeTint="D8" w:val="272727"/>
     </w:rPr>
   </w:style>
   <w:style w:styleId="Heading9" w:type="paragraph">
     <w:name w:val="heading 9"/>
     <w:basedOn w:val="Normal"/>
     <w:next w:val="BodyText"/>
+    <w:link w:val="Heading9Char"/>
     <w:uiPriority w:val="9"/>
+    <w:semiHidden/>
     <w:unhideWhenUsed/>
     <w:qFormat/>
+    <w:rsid w:val="00A10FD9"/>
     <w:pPr>
       <w:keepNext/>
       <w:keepLines/>
-      <w:spacing w:after="0" w:before="200"/>
+      <w:spacing w:after="0"/>
       <w:outlineLvl w:val="8"/>
     </w:pPr>
     <w:rPr>
-      <w:rFonts w:asciiTheme="majorHAnsi" w:cstheme="majorBidi" w:eastAsiaTheme="majorEastAsia" w:hAnsiTheme="majorHAnsi"/>
-      <w:color w:themeColor="accent1" w:val="4F81BD"/>
+      <w:rFonts w:cstheme="majorBidi" w:eastAsiaTheme="majorEastAsia"/>
+      <w:color w:themeColor="text1" w:themeTint="D8" w:val="272727"/>
     </w:rPr>
   </w:style>
   <w:style w:default="1" w:styleId="DefaultParagraphFont" w:type="character">
@@ -940,9 +1087,14 @@
     <w:name w:val="Body Text"/>
     <w:basedOn w:val="Normal"/>
     <w:qFormat/>
+    <w:rsid w:val="005B372D"/>
     <w:pPr>
       <w:spacing w:after="180" w:before="180"/>
     </w:pPr>
+    <w:rPr>
+      <w:rFonts w:ascii="Inter" w:hAnsi="Inter"/>
+      <w:sz w:val="32"/>
+    </w:rPr>
   </w:style>
   <w:style w:customStyle="1" w:styleId="FirstParagraph" w:type="paragraph">
     <w:name w:val="First Paragraph"/>
@@ -962,55 +1114,95 @@
     <w:name w:val="Title"/>
     <w:basedOn w:val="Normal"/>
     <w:next w:val="BodyText"/>
-    <w:qFormat/>
-    <w:rsid w:val="00122E3E"/>
-    <w:pPr>
-      <w:keepNext/>
-      <w:keepLines/>
-      <w:spacing w:after="240" w:before="480"/>
+    <w:link w:val="TitleChar"/>
+    <w:uiPriority w:val="10"/>
+    <w:qFormat/>
+    <w:rsid w:val="00904713"/>
+    <w:pPr>
+      <w:spacing w:after="80"/>
+      <w:contextualSpacing/>
       <w:jc w:val="center"/>
     </w:pPr>
     <w:rPr>
       <w:rFonts w:ascii="Inter" w:cstheme="majorBidi" w:eastAsiaTheme="majorEastAsia" w:hAnsi="Inter"/>
       <w:b/>
-      <w:bCs/>
-      <w:color w:themeColor="accent1" w:themeShade="B5" w:val="345A8A"/>
-      <w:sz w:val="72"/>
-      <w:szCs w:val="36"/>
+      <w:sz w:val="100"/>
+      <w:szCs w:val="56"/>
+    </w:rPr>
+  </w:style>
+  <w:style w:customStyle="1" w:styleId="TitleChar" w:type="character">
+    <w:name w:val="Title Char"/>
+    <w:basedOn w:val="DefaultParagraphFont"/>
+    <w:link w:val="Title"/>
+    <w:uiPriority w:val="10"/>
+    <w:rsid w:val="00904713"/>
+    <w:rPr>
+      <w:rFonts w:ascii="Inter" w:cstheme="majorBidi" w:eastAsiaTheme="majorEastAsia" w:hAnsi="Inter"/>
+      <w:b/>
+      <w:sz w:val="100"/>
+      <w:szCs w:val="56"/>
     </w:rPr>
   </w:style>
   <w:style w:styleId="Subtitle" w:type="paragraph">
     <w:name w:val="Subtitle"/>
     <w:basedOn w:val="Title"/>
     <w:next w:val="BodyText"/>
-    <w:qFormat/>
-    <w:pPr>
-      <w:spacing w:before="240"/>
-    </w:pPr>
-    <w:rPr>
-      <w:sz w:val="30"/>
-      <w:szCs w:val="30"/>
+    <w:link w:val="SubtitleChar"/>
+    <w:uiPriority w:val="11"/>
+    <w:qFormat/>
+    <w:rsid w:val="00A10FD9"/>
+    <w:pPr>
+      <w:numPr>
+        <w:ilvl w:val="1"/>
+      </w:numPr>
+    </w:pPr>
+    <w:rPr>
+      <w:spacing w:val="15"/>
+      <w:sz w:val="28"/>
+      <w:szCs w:val="28"/>
+    </w:rPr>
+  </w:style>
+  <w:style w:customStyle="1" w:styleId="SubtitleChar" w:type="character">
+    <w:name w:val="Subtitle Char"/>
+    <w:basedOn w:val="DefaultParagraphFont"/>
+    <w:link w:val="Subtitle"/>
+    <w:uiPriority w:val="11"/>
+    <w:rsid w:val="00A10FD9"/>
+    <w:rPr>
+      <w:rFonts w:cstheme="majorBidi" w:eastAsiaTheme="majorEastAsia"/>
+      <w:color w:themeColor="text1" w:themeTint="A6" w:val="595959"/>
+      <w:spacing w:val="15"/>
+      <w:sz w:val="28"/>
+      <w:szCs w:val="28"/>
     </w:rPr>
   </w:style>
   <w:style w:customStyle="1" w:styleId="Author" w:type="paragraph">
     <w:name w:val="Author"/>
+    <w:basedOn w:val="Title"/>
     <w:next w:val="BodyText"/>
     <w:qFormat/>
     <w:pPr>
       <w:keepNext/>
       <w:keepLines/>
-      <w:jc w:val="center"/>
-    </w:pPr>
+    </w:pPr>
+    <w:rPr>
+      <w:sz w:val="24"/>
+      <w:szCs w:val="24"/>
+    </w:rPr>
   </w:style>
   <w:style w:styleId="Date" w:type="paragraph">
     <w:name w:val="Date"/>
+    <w:basedOn w:val="Title"/>
     <w:next w:val="BodyText"/>
     <w:qFormat/>
     <w:pPr>
       <w:keepNext/>
       <w:keepLines/>
-      <w:jc w:val="center"/>
-    </w:pPr>
+    </w:pPr>
+    <w:rPr>
+      <w:sz w:val="24"/>
+      <w:szCs w:val="24"/>
+    </w:rPr>
   </w:style>
   <w:style w:customStyle="1" w:styleId="AbstractTitle" w:type="paragraph">
     <w:name w:val="Abstract Title"/>
@@ -1025,7 +1217,6 @@
     </w:pPr>
     <w:rPr>
       <w:b/>
-      <w:color w:val="345A8A"/>
       <w:sz w:val="20"/>
       <w:szCs w:val="20"/>
     </w:rPr>
@@ -1049,6 +1240,126 @@
     <w:name w:val="Bibliography"/>
     <w:basedOn w:val="Normal"/>
     <w:qFormat/>
+  </w:style>
+  <w:style w:customStyle="1" w:styleId="Heading1Char" w:type="character">
+    <w:name w:val="Heading 1 Char"/>
+    <w:basedOn w:val="DefaultParagraphFont"/>
+    <w:link w:val="Heading1"/>
+    <w:uiPriority w:val="9"/>
+    <w:rsid w:val="005B372D"/>
+    <w:rPr>
+      <w:rFonts w:ascii="Inter" w:cstheme="majorBidi" w:eastAsiaTheme="majorEastAsia" w:hAnsi="Inter"/>
+      <w:b/>
+      <w:color w:val="C00000"/>
+      <w:sz w:val="80"/>
+      <w:szCs w:val="40"/>
+    </w:rPr>
+  </w:style>
+  <w:style w:customStyle="1" w:styleId="Heading2Char" w:type="character">
+    <w:name w:val="Heading 2 Char"/>
+    <w:basedOn w:val="DefaultParagraphFont"/>
+    <w:link w:val="Heading2"/>
+    <w:uiPriority w:val="9"/>
+    <w:semiHidden/>
+    <w:rsid w:val="00A10FD9"/>
+    <w:rPr>
+      <w:rFonts w:asciiTheme="majorHAnsi" w:cstheme="majorBidi" w:eastAsiaTheme="majorEastAsia" w:hAnsiTheme="majorHAnsi"/>
+      <w:color w:themeColor="accent1" w:themeShade="BF" w:val="0F4761"/>
+      <w:sz w:val="32"/>
+      <w:szCs w:val="32"/>
+    </w:rPr>
+  </w:style>
+  <w:style w:customStyle="1" w:styleId="Heading3Char" w:type="character">
+    <w:name w:val="Heading 3 Char"/>
+    <w:basedOn w:val="DefaultParagraphFont"/>
+    <w:link w:val="Heading3"/>
+    <w:uiPriority w:val="9"/>
+    <w:semiHidden/>
+    <w:rsid w:val="00A10FD9"/>
+    <w:rPr>
+      <w:rFonts w:cstheme="majorBidi" w:eastAsiaTheme="majorEastAsia"/>
+      <w:color w:themeColor="accent1" w:themeShade="BF" w:val="0F4761"/>
+      <w:sz w:val="28"/>
+      <w:szCs w:val="28"/>
+    </w:rPr>
+  </w:style>
+  <w:style w:customStyle="1" w:styleId="Heading4Char" w:type="character">
+    <w:name w:val="Heading 4 Char"/>
+    <w:basedOn w:val="DefaultParagraphFont"/>
+    <w:link w:val="Heading4"/>
+    <w:uiPriority w:val="9"/>
+    <w:semiHidden/>
+    <w:rsid w:val="00A10FD9"/>
+    <w:rPr>
+      <w:rFonts w:cstheme="majorBidi" w:eastAsiaTheme="majorEastAsia"/>
+      <w:i/>
+      <w:iCs/>
+      <w:color w:themeColor="accent1" w:themeShade="BF" w:val="0F4761"/>
+    </w:rPr>
+  </w:style>
+  <w:style w:customStyle="1" w:styleId="Heading5Char" w:type="character">
+    <w:name w:val="Heading 5 Char"/>
+    <w:basedOn w:val="DefaultParagraphFont"/>
+    <w:link w:val="Heading5"/>
+    <w:uiPriority w:val="9"/>
+    <w:semiHidden/>
+    <w:rsid w:val="00A10FD9"/>
+    <w:rPr>
+      <w:rFonts w:cstheme="majorBidi" w:eastAsiaTheme="majorEastAsia"/>
+      <w:color w:themeColor="accent1" w:themeShade="BF" w:val="0F4761"/>
+    </w:rPr>
+  </w:style>
+  <w:style w:customStyle="1" w:styleId="Heading6Char" w:type="character">
+    <w:name w:val="Heading 6 Char"/>
+    <w:basedOn w:val="DefaultParagraphFont"/>
+    <w:link w:val="Heading6"/>
+    <w:uiPriority w:val="9"/>
+    <w:semiHidden/>
+    <w:rsid w:val="00A10FD9"/>
+    <w:rPr>
+      <w:rFonts w:cstheme="majorBidi" w:eastAsiaTheme="majorEastAsia"/>
+      <w:i/>
+      <w:iCs/>
+      <w:color w:themeColor="text1" w:themeTint="A6" w:val="595959"/>
+    </w:rPr>
+  </w:style>
+  <w:style w:customStyle="1" w:styleId="Heading7Char" w:type="character">
+    <w:name w:val="Heading 7 Char"/>
+    <w:basedOn w:val="DefaultParagraphFont"/>
+    <w:link w:val="Heading7"/>
+    <w:uiPriority w:val="9"/>
+    <w:semiHidden/>
+    <w:rsid w:val="00A10FD9"/>
+    <w:rPr>
+      <w:rFonts w:cstheme="majorBidi" w:eastAsiaTheme="majorEastAsia"/>
+      <w:color w:themeColor="text1" w:themeTint="A6" w:val="595959"/>
+    </w:rPr>
+  </w:style>
+  <w:style w:customStyle="1" w:styleId="Heading8Char" w:type="character">
+    <w:name w:val="Heading 8 Char"/>
+    <w:basedOn w:val="DefaultParagraphFont"/>
+    <w:link w:val="Heading8"/>
+    <w:uiPriority w:val="9"/>
+    <w:semiHidden/>
+    <w:rsid w:val="00A10FD9"/>
+    <w:rPr>
+      <w:rFonts w:cstheme="majorBidi" w:eastAsiaTheme="majorEastAsia"/>
+      <w:i/>
+      <w:iCs/>
+      <w:color w:themeColor="text1" w:themeTint="D8" w:val="272727"/>
+    </w:rPr>
+  </w:style>
+  <w:style w:customStyle="1" w:styleId="Heading9Char" w:type="character">
+    <w:name w:val="Heading 9 Char"/>
+    <w:basedOn w:val="DefaultParagraphFont"/>
+    <w:link w:val="Heading9"/>
+    <w:uiPriority w:val="9"/>
+    <w:semiHidden/>
+    <w:rsid w:val="00A10FD9"/>
+    <w:rPr>
+      <w:rFonts w:cstheme="majorBidi" w:eastAsiaTheme="majorEastAsia"/>
+      <w:color w:themeColor="text1" w:themeTint="D8" w:val="272727"/>
+    </w:rPr>
   </w:style>
   <w:style w:styleId="BlockText" w:type="paragraph">
     <w:name w:val="Block Text"/>
@@ -1068,6 +1379,18 @@
     <w:uiPriority w:val="9"/>
     <w:unhideWhenUsed/>
     <w:qFormat/>
+  </w:style>
+  <w:style w:customStyle="1" w:styleId="FootnoteBlockText" w:type="paragraph">
+    <w:name w:val="Footnote Block Text"/>
+    <w:basedOn w:val="FootnoteText"/>
+    <w:next w:val="FootnoteText"/>
+    <w:uiPriority w:val="9"/>
+    <w:unhideWhenUsed/>
+    <w:qFormat/>
+    <w:pPr>
+      <w:spacing w:after="100" w:before="100"/>
+      <w:ind w:left="480" w:right="480"/>
+    </w:pPr>
   </w:style>
   <w:style w:customStyle="1" w:styleId="Table" w:type="table">
     <w:name w:val="Table"/>
@@ -1177,7 +1500,7 @@
     <w:name w:val="Hyperlink"/>
     <w:basedOn w:val="CaptionChar"/>
     <w:rPr>
-      <w:color w:themeColor="accent1" w:val="4F81BD"/>
+      <w:color w:themeColor="accent1" w:val="156082"/>
     </w:rPr>
   </w:style>
   <w:style w:styleId="TOCHeading" w:type="paragraph">
@@ -1192,9 +1515,8 @@
       <w:outlineLvl w:val="9"/>
     </w:pPr>
     <w:rPr>
-      <w:b w:val="0"/>
-      <w:bCs w:val="0"/>
-      <w:color w:themeColor="accent1" w:themeShade="BF" w:val="365F91"/>
+      <w:rFonts w:asciiTheme="majorHAnsi" w:hAnsiTheme="majorHAnsi"/>
+      <w:color w:themeColor="accent1" w:themeShade="BF" w:val="0F4761"/>
     </w:rPr>
   </w:style>
   <w:style w:customStyle="1" w:styleId="SourceCode" w:type="paragraph">
@@ -1211,6 +1533,7 @@
     <w:basedOn w:val="VerbatimChar"/>
     <w:rPr>
       <w:rFonts w:ascii="Consolas" w:hAnsi="Consolas"/>
+      <w:b/>
       <w:color w:val="003B4F"/>
       <w:sz w:val="22"/>
       <w:shd w:color="auto" w:fill="F1F3F5" w:val="clear"/>
@@ -1403,6 +1726,7 @@
     <w:basedOn w:val="VerbatimChar"/>
     <w:rPr>
       <w:rFonts w:ascii="Consolas" w:hAnsi="Consolas"/>
+      <w:b/>
       <w:color w:val="003B4F"/>
       <w:sz w:val="22"/>
       <w:shd w:color="auto" w:fill="F1F3F5" w:val="clear"/>
@@ -1523,7 +1847,7 @@
     <w:name w:val="header"/>
     <w:basedOn w:val="Normal"/>
     <w:link w:val="HeaderChar"/>
-    <w:rsid w:val="00122E3E"/>
+    <w:rsid w:val="00904713"/>
     <w:pPr>
       <w:tabs>
         <w:tab w:pos="4680" w:val="center"/>
@@ -1536,13 +1860,13 @@
     <w:name w:val="Header Char"/>
     <w:basedOn w:val="DefaultParagraphFont"/>
     <w:link w:val="Header"/>
-    <w:rsid w:val="00122E3E"/>
+    <w:rsid w:val="00904713"/>
   </w:style>
   <w:style w:styleId="Footer" w:type="paragraph">
     <w:name w:val="footer"/>
     <w:basedOn w:val="Normal"/>
     <w:link w:val="FooterChar"/>
-    <w:rsid w:val="00122E3E"/>
+    <w:rsid w:val="00904713"/>
     <w:pPr>
       <w:tabs>
         <w:tab w:pos="4680" w:val="center"/>
@@ -1555,12 +1879,12 @@
     <w:name w:val="Footer Char"/>
     <w:basedOn w:val="DefaultParagraphFont"/>
     <w:link w:val="Footer"/>
-    <w:rsid w:val="00122E3E"/>
+    <w:rsid w:val="00904713"/>
   </w:style>
   <w:style w:styleId="PageNumber" w:type="character">
     <w:name w:val="page number"/>
     <w:basedOn w:val="DefaultParagraphFont"/>
-    <w:rsid w:val="00122E3E"/>
+    <w:rsid w:val="008047CC"/>
   </w:style>
 </w:styles>
 </file>
@@ -1576,44 +1900,44 @@
         <a:sysClr val="window" lastClr="FFFFFF"/>
       </a:lt1>
       <a:dk2>
-        <a:srgbClr val="1F497D"/>
+        <a:srgbClr val="0E2841"/>
       </a:dk2>
       <a:lt2>
-        <a:srgbClr val="EEECE1"/>
+        <a:srgbClr val="E8E8E8"/>
       </a:lt2>
       <a:accent1>
-        <a:srgbClr val="4F81BD"/>
+        <a:srgbClr val="156082"/>
       </a:accent1>
       <a:accent2>
-        <a:srgbClr val="C0504D"/>
+        <a:srgbClr val="E97132"/>
       </a:accent2>
       <a:accent3>
-        <a:srgbClr val="9BBB59"/>
+        <a:srgbClr val="196B24"/>
       </a:accent3>
       <a:accent4>
-        <a:srgbClr val="8064A2"/>
+        <a:srgbClr val="0F9ED5"/>
       </a:accent4>
       <a:accent5>
-        <a:srgbClr val="4BACC6"/>
+        <a:srgbClr val="A02B93"/>
       </a:accent5>
       <a:accent6>
-        <a:srgbClr val="F79646"/>
+        <a:srgbClr val="4EA72E"/>
       </a:accent6>
       <a:hlink>
-        <a:srgbClr val="0000FF"/>
+        <a:srgbClr val="467886"/>
       </a:hlink>
       <a:folHlink>
-        <a:srgbClr val="800080"/>
+        <a:srgbClr val="96607D"/>
       </a:folHlink>
     </a:clrScheme>
     <a:fontScheme name="Office">
       <a:majorFont>
-        <a:latin typeface="Calibri"/>
+        <a:latin typeface="Aptos Display" panose="02110004020202020204"/>
         <a:ea typeface=""/>
         <a:cs typeface=""/>
-        <a:font script="Jpan" typeface="ＭＳ ゴシック"/>
+        <a:font script="Jpan" typeface="游ゴシック Light"/>
         <a:font script="Hang" typeface="맑은 고딕"/>
-        <a:font script="Hans" typeface="宋体"/>
+        <a:font script="Hans" typeface="等线 Light"/>
         <a:font script="Hant" typeface="新細明體"/>
         <a:font script="Arab" typeface="Times New Roman"/>
         <a:font script="Hebr" typeface="Times New Roman"/>
@@ -1640,14 +1964,32 @@
         <a:font script="Mong" typeface="Mongolian Baiti"/>
         <a:font script="Viet" typeface="Times New Roman"/>
         <a:font script="Uigh" typeface="Microsoft Uighur"/>
+        <a:font script="Geor" typeface="Sylfaen"/>
+        <a:font script="Armn" typeface="Arial"/>
+        <a:font script="Bugi" typeface="Leelawadee UI"/>
+        <a:font script="Bopo" typeface="Microsoft JhengHei"/>
+        <a:font script="Java" typeface="Javanese Text"/>
+        <a:font script="Lisu" typeface="Segoe UI"/>
+        <a:font script="Mymr" typeface="Myanmar Text"/>
+        <a:font script="Nkoo" typeface="Ebrima"/>
+        <a:font script="Olck" typeface="Nirmala UI"/>
+        <a:font script="Osma" typeface="Ebrima"/>
+        <a:font script="Phag" typeface="Phagspa"/>
+        <a:font script="Syrn" typeface="Estrangelo Edessa"/>
+        <a:font script="Syrj" typeface="Estrangelo Edessa"/>
+        <a:font script="Syre" typeface="Estrangelo Edessa"/>
+        <a:font script="Sora" typeface="Nirmala UI"/>
+        <a:font script="Tale" typeface="Microsoft Tai Le"/>
+        <a:font script="Talu" typeface="Microsoft New Tai Lue"/>
+        <a:font script="Tfng" typeface="Ebrima"/>
       </a:majorFont>
       <a:minorFont>
-        <a:latin typeface="Cambria"/>
+        <a:latin typeface="Aptos" panose="02110004020202020204"/>
         <a:ea typeface=""/>
         <a:cs typeface=""/>
-        <a:font script="Jpan" typeface="ＭＳ 明朝"/>
+        <a:font script="Jpan" typeface="游明朝"/>
         <a:font script="Hang" typeface="맑은 고딕"/>
-        <a:font script="Hans" typeface="宋体"/>
+        <a:font script="Hans" typeface="等线"/>
         <a:font script="Hant" typeface="新細明體"/>
         <a:font script="Arab" typeface="Arial"/>
         <a:font script="Hebr" typeface="Arial"/>
@@ -1674,6 +2016,24 @@
         <a:font script="Mong" typeface="Mongolian Baiti"/>
         <a:font script="Viet" typeface="Arial"/>
         <a:font script="Uigh" typeface="Microsoft Uighur"/>
+        <a:font script="Geor" typeface="Sylfaen"/>
+        <a:font script="Armn" typeface="Arial"/>
+        <a:font script="Bugi" typeface="Leelawadee UI"/>
+        <a:font script="Bopo" typeface="Microsoft JhengHei"/>
+        <a:font script="Java" typeface="Javanese Text"/>
+        <a:font script="Lisu" typeface="Segoe UI"/>
+        <a:font script="Mymr" typeface="Myanmar Text"/>
+        <a:font script="Nkoo" typeface="Ebrima"/>
+        <a:font script="Olck" typeface="Nirmala UI"/>
+        <a:font script="Osma" typeface="Ebrima"/>
+        <a:font script="Phag" typeface="Phagspa"/>
+        <a:font script="Syrn" typeface="Estrangelo Edessa"/>
+        <a:font script="Syrj" typeface="Estrangelo Edessa"/>
+        <a:font script="Syre" typeface="Estrangelo Edessa"/>
+        <a:font script="Sora" typeface="Nirmala UI"/>
+        <a:font script="Tale" typeface="Microsoft Tai Le"/>
+        <a:font script="Talu" typeface="Microsoft New Tai Lue"/>
+        <a:font script="Tfng" typeface="Ebrima"/>
       </a:minorFont>
     </a:fontScheme>
     <a:fmtScheme name="Office">
@@ -1685,200 +2045,141 @@
           <a:gsLst>
             <a:gs pos="0">
               <a:schemeClr val="phClr">
-                <a:tint val="50000"/>
-                <a:satMod val="300000"/>
+                <a:lumMod val="110000"/>
+                <a:satMod val="105000"/>
+                <a:tint val="67000"/>
               </a:schemeClr>
             </a:gs>
-            <a:gs pos="35000">
+            <a:gs pos="50000">
               <a:schemeClr val="phClr">
-                <a:tint val="37000"/>
-                <a:satMod val="300000"/>
+                <a:lumMod val="105000"/>
+                <a:satMod val="103000"/>
+                <a:tint val="73000"/>
               </a:schemeClr>
             </a:gs>
             <a:gs pos="100000">
               <a:schemeClr val="phClr">
-                <a:tint val="15000"/>
-                <a:satMod val="350000"/>
+                <a:lumMod val="105000"/>
+                <a:satMod val="109000"/>
+                <a:tint val="81000"/>
               </a:schemeClr>
             </a:gs>
           </a:gsLst>
-          <a:lin ang="16200000" scaled="1"/>
+          <a:lin ang="5400000" scaled="0"/>
         </a:gradFill>
         <a:gradFill rotWithShape="1">
           <a:gsLst>
             <a:gs pos="0">
               <a:schemeClr val="phClr">
-                <a:tint val="100000"/>
+                <a:satMod val="103000"/>
+                <a:lumMod val="102000"/>
+                <a:tint val="94000"/>
+              </a:schemeClr>
+            </a:gs>
+            <a:gs pos="50000">
+              <a:schemeClr val="phClr">
+                <a:satMod val="110000"/>
+                <a:lumMod val="100000"/>
                 <a:shade val="100000"/>
-                <a:satMod val="130000"/>
               </a:schemeClr>
             </a:gs>
             <a:gs pos="100000">
               <a:schemeClr val="phClr">
-                <a:tint val="50000"/>
-                <a:shade val="100000"/>
-                <a:satMod val="350000"/>
+                <a:lumMod val="99000"/>
+                <a:satMod val="120000"/>
+                <a:shade val="78000"/>
               </a:schemeClr>
             </a:gs>
           </a:gsLst>
-          <a:lin ang="16200000" scaled="0"/>
+          <a:lin ang="5400000" scaled="0"/>
         </a:gradFill>
       </a:fillStyleLst>
       <a:lnStyleLst>
-        <a:ln w="9525" cap="flat" cmpd="sng" algn="ctr">
-          <a:solidFill>
-            <a:schemeClr val="phClr">
-              <a:shade val="95000"/>
-              <a:satMod val="105000"/>
-            </a:schemeClr>
-          </a:solidFill>
-          <a:prstDash val="solid"/>
-        </a:ln>
-        <a:ln w="25400" cap="flat" cmpd="sng" algn="ctr">
+        <a:ln w="6350" cap="flat" cmpd="sng" algn="ctr">
           <a:solidFill>
             <a:schemeClr val="phClr"/>
           </a:solidFill>
           <a:prstDash val="solid"/>
+          <a:miter lim="800000"/>
         </a:ln>
-        <a:ln w="38100" cap="flat" cmpd="sng" algn="ctr">
+        <a:ln w="12700" cap="flat" cmpd="sng" algn="ctr">
           <a:solidFill>
             <a:schemeClr val="phClr"/>
           </a:solidFill>
           <a:prstDash val="solid"/>
+          <a:miter lim="800000"/>
+        </a:ln>
+        <a:ln w="19050" cap="flat" cmpd="sng" algn="ctr">
+          <a:solidFill>
+            <a:schemeClr val="phClr"/>
+          </a:solidFill>
+          <a:prstDash val="solid"/>
+          <a:miter lim="800000"/>
         </a:ln>
       </a:lnStyleLst>
       <a:effectStyleLst>
         <a:effectStyle>
+          <a:effectLst/>
+        </a:effectStyle>
+        <a:effectStyle>
+          <a:effectLst/>
+        </a:effectStyle>
+        <a:effectStyle>
           <a:effectLst>
-            <a:outerShdw blurRad="40000" dist="20000" dir="5400000" rotWithShape="0">
+            <a:outerShdw blurRad="57150" dist="19050" dir="5400000" algn="ctr" rotWithShape="0">
               <a:srgbClr val="000000">
-                <a:alpha val="38000"/>
+                <a:alpha val="63000"/>
               </a:srgbClr>
             </a:outerShdw>
           </a:effectLst>
-        </a:effectStyle>
-        <a:effectStyle>
-          <a:effectLst>
-            <a:outerShdw blurRad="40000" dist="23000" dir="5400000" rotWithShape="0">
-              <a:srgbClr val="000000">
-                <a:alpha val="35000"/>
-              </a:srgbClr>
-            </a:outerShdw>
-          </a:effectLst>
-        </a:effectStyle>
-        <a:effectStyle>
-          <a:effectLst>
-            <a:outerShdw blurRad="40000" dist="23000" dir="5400000" rotWithShape="0">
-              <a:srgbClr val="000000">
-                <a:alpha val="35000"/>
-              </a:srgbClr>
-            </a:outerShdw>
-          </a:effectLst>
-          <a:scene3d>
-            <a:camera prst="orthographicFront">
-              <a:rot lat="0" lon="0" rev="0"/>
-            </a:camera>
-            <a:lightRig rig="threePt" dir="t">
-              <a:rot lat="0" lon="0" rev="1200000"/>
-            </a:lightRig>
-          </a:scene3d>
-          <a:sp3d>
-            <a:bevelT w="63500" h="25400"/>
-          </a:sp3d>
         </a:effectStyle>
       </a:effectStyleLst>
       <a:bgFillStyleLst>
         <a:solidFill>
           <a:schemeClr val="phClr"/>
         </a:solidFill>
+        <a:solidFill>
+          <a:schemeClr val="phClr">
+            <a:tint val="95000"/>
+            <a:satMod val="170000"/>
+          </a:schemeClr>
+        </a:solidFill>
         <a:gradFill rotWithShape="1">
           <a:gsLst>
             <a:gs pos="0">
               <a:schemeClr val="phClr">
-                <a:tint val="40000"/>
-                <a:satMod val="350000"/>
+                <a:tint val="93000"/>
+                <a:satMod val="150000"/>
+                <a:shade val="98000"/>
+                <a:lumMod val="102000"/>
               </a:schemeClr>
             </a:gs>
-            <a:gs pos="40000">
+            <a:gs pos="50000">
               <a:schemeClr val="phClr">
-                <a:tint val="45000"/>
-                <a:shade val="99000"/>
-                <a:satMod val="350000"/>
+                <a:tint val="98000"/>
+                <a:satMod val="130000"/>
+                <a:shade val="90000"/>
+                <a:lumMod val="103000"/>
               </a:schemeClr>
             </a:gs>
             <a:gs pos="100000">
               <a:schemeClr val="phClr">
-                <a:shade val="20000"/>
-                <a:satMod val="255000"/>
+                <a:shade val="63000"/>
+                <a:satMod val="120000"/>
               </a:schemeClr>
             </a:gs>
           </a:gsLst>
-          <a:path path="circle">
-            <a:fillToRect l="50000" t="-80000" r="50000" b="180000"/>
-          </a:path>
-        </a:gradFill>
-        <a:gradFill rotWithShape="1">
-          <a:gsLst>
-            <a:gs pos="0">
-              <a:schemeClr val="phClr">
-                <a:tint val="80000"/>
-                <a:satMod val="300000"/>
-              </a:schemeClr>
-            </a:gs>
-            <a:gs pos="100000">
-              <a:schemeClr val="phClr">
-                <a:shade val="30000"/>
-                <a:satMod val="200000"/>
-              </a:schemeClr>
-            </a:gs>
-          </a:gsLst>
-          <a:path path="circle">
-            <a:fillToRect l="50000" t="50000" r="50000" b="50000"/>
-          </a:path>
+          <a:lin ang="5400000" scaled="0"/>
         </a:gradFill>
       </a:bgFillStyleLst>
     </a:fmtScheme>
   </a:themeElements>
-  <a:objectDefaults>
-    <a:spDef>
-      <a:spPr/>
-      <a:bodyPr/>
-      <a:lstStyle/>
-      <a:style>
-        <a:lnRef idx="1">
-          <a:schemeClr val="accent1"/>
-        </a:lnRef>
-        <a:fillRef idx="3">
-          <a:schemeClr val="accent1"/>
-        </a:fillRef>
-        <a:effectRef idx="2">
-          <a:schemeClr val="accent1"/>
-        </a:effectRef>
-        <a:fontRef idx="minor">
-          <a:schemeClr val="lt1"/>
-        </a:fontRef>
-      </a:style>
-    </a:spDef>
-    <a:lnDef>
-      <a:spPr/>
-      <a:bodyPr/>
-      <a:lstStyle/>
-      <a:style>
-        <a:lnRef idx="2">
-          <a:schemeClr val="accent1"/>
-        </a:lnRef>
-        <a:fillRef idx="0">
-          <a:schemeClr val="accent1"/>
-        </a:fillRef>
-        <a:effectRef idx="1">
-          <a:schemeClr val="accent1"/>
-        </a:effectRef>
-        <a:fontRef idx="minor">
-          <a:schemeClr val="tx1"/>
-        </a:fontRef>
-      </a:style>
-    </a:lnDef>
-  </a:objectDefaults>
+  <a:objectDefaults/>
   <a:extraClrSchemeLst/>
+  <a:extLst>
+    <a:ext uri="{05A4C25C-085E-4340-85A3-A5531E510DB2}">
+      <thm15:themeFamily xmlns:thm15="http://schemas.microsoft.com/office/thememl/2012/main" name="Office Theme" id="{2E142A2C-CD16-42D6-873A-C26D2A0506FA}" vid="{1BDDFF52-6CD6-40A5-AB3C-68EB2F1E4D0A}"/>
+    </a:ext>
+  </a:extLst>
 </a:theme>
 </file>